--- a/output/doc/legal/10_Teksten_voor_werkvormen_ebooks_en_appstores_Pure_Grief_and_Therapeutic_ART.docx
+++ b/output/doc/legal/10_Teksten_voor_werkvormen_ebooks_en_appstores_Pure_Grief_and_Therapeutic_ART.docx
@@ -52,7 +52,7 @@
         <w:rPr>
           <w:i/>
         </w:rPr>
-        <w:t>Deze werkvorm is onderdeel van Pure Grief and Therapeutic ART en is bedoeld voor professionele toepassing of zorgvuldig persoonlijk gebruik binnen de context van de app. © De Troostboom - gebruik binnen de eigen praktijk of het eigen account is toegestaan voor de geregistreerde gebruiker. Verdere verspreiding, publicatie of doorverkoop is niet toegestaan.</w:t>
+        <w:t>Deze werkvorm is onderdeel van Pure Grief and Therapeutic ART en is bedoeld voor professionele toepassing of zorgvuldig persoonlijk gebruik binnen de context van de app. © De Troostboom® - gebruik binnen de eigen praktijk of het eigen account is toegestaan voor de geregistreerde gebruiker. Verdere verspreiding, publicatie of doorverkoop is niet toegestaan.</w:t>
       </w:r>
     </w:p>
     <w:p>
@@ -172,7 +172,7 @@
         <w:rPr>
           <w:i/>
         </w:rPr>
-        <w:t>De hulpverleners op deze kaart werken onafhankelijk en zijn volledig verantwoordelijk voor hun eigen professionele handelen. De Troostboom biedt uitsluitend een platform voor zichtbaarheid.</w:t>
+        <w:t>De hulpverleners op deze kaart werken onafhankelijk en zijn volledig verantwoordelijk voor hun eigen professionele handelen. De Troostboom® biedt uitsluitend een platform voor zichtbaarheid.</w:t>
       </w:r>
     </w:p>
     <w:sectPr>
